--- a/보관본/러시아 인권변호사/Word/3부/3부_6화_선거_조작_저지.docx
+++ b/보관본/러시아 인권변호사/Word/3부/3부_6화_선거_조작_저지.docx
@@ -1002,6 +1002,29 @@
           <w:i w:val="0"/>
           <w:sz w:val="22"/>
         </w:rPr>
+        <w:t xml:space="preserve">Катя: </w:t>
+      </w:r>
+      <w:r>
+        <w:rPr>
+          <w:rFonts w:ascii="Times New Roman" w:hAnsi="Times New Roman" w:eastAsia="Malgun Gothic"/>
+          <w:b w:val="0"/>
+          <w:i w:val="0"/>
+          <w:sz w:val="22"/>
+        </w:rPr>
+        <w:t>Когда всё закончится, расскажете ей правду. Она будет гордиться.</w:t>
+      </w:r>
+    </w:p>
+    <w:p>
+      <w:pPr>
+        <w:spacing w:before="0" w:after="110" w:line="300" w:lineRule="auto"/>
+      </w:pPr>
+      <w:r>
+        <w:rPr>
+          <w:rFonts w:ascii="Times New Roman" w:hAnsi="Times New Roman" w:eastAsia="Malgun Gothic"/>
+          <w:b/>
+          <w:i w:val="0"/>
+          <w:sz w:val="22"/>
+        </w:rPr>
         <w:t xml:space="preserve">Волонтёр 2: </w:t>
       </w:r>
       <w:r>
@@ -1091,29 +1114,6 @@
           <w:sz w:val="22"/>
         </w:rPr>
         <w:t>Для этого вас двое на участке. Меняетесь. Никогда не оставляйте урну без глаз. Ни на минуту.</w:t>
-      </w:r>
-    </w:p>
-    <w:p>
-      <w:pPr>
-        <w:spacing w:before="0" w:after="110" w:line="300" w:lineRule="auto"/>
-      </w:pPr>
-      <w:r>
-        <w:rPr>
-          <w:rFonts w:ascii="Times New Roman" w:hAnsi="Times New Roman" w:eastAsia="Malgun Gothic"/>
-          <w:b/>
-          <w:i w:val="0"/>
-          <w:sz w:val="22"/>
-        </w:rPr>
-        <w:t xml:space="preserve">Катя: </w:t>
-      </w:r>
-      <w:r>
-        <w:rPr>
-          <w:rFonts w:ascii="Times New Roman" w:hAnsi="Times New Roman" w:eastAsia="Malgun Gothic"/>
-          <w:b w:val="0"/>
-          <w:i w:val="0"/>
-          <w:sz w:val="22"/>
-        </w:rPr>
-        <w:t>Когда всё закончится, расскажете ей правду. Она будет гордиться.</w:t>
       </w:r>
     </w:p>
     <w:p>

--- a/보관본/러시아 인권변호사/Word/3부/3부_6화_선거_조작_저지.docx
+++ b/보관본/러시아 인권변호사/Word/3부/3부_6화_선거_조작_저지.docx
@@ -1376,7 +1376,7 @@
           <w:i w:val="0"/>
           <w:sz w:val="22"/>
         </w:rPr>
-        <w:t xml:space="preserve"> Уберите, Алексей Николаевич. Я вам списки уже дала. Больше мне, простите, нельзя.</w:t>
+        <w:t xml:space="preserve"> Вот это уже ваша забота, Алексей Николаевич. Я вам списки уже дала. Больше мне, простите, нельзя.</w:t>
       </w:r>
     </w:p>
     <w:p>
